--- a/ERP/pre_exam/00-overview.docx
+++ b/ERP/pre_exam/00-overview.docx
@@ -1259,7 +1259,7 @@
           </w:tcPr>
           <w:p>
             <w:r>
-              <w:t>✅ Complete</w:t>
+              <w:t>coming next</w:t>
             </w:r>
           </w:p>
         </w:tc>
@@ -1301,7 +1301,7 @@
           </w:tcPr>
           <w:p>
             <w:r>
-              <w:t>coming next</w:t>
+              <w:t>✅ Complete</w:t>
             </w:r>
           </w:p>
         </w:tc>
@@ -1505,7 +1505,10 @@
     </w:p>
     <w:p>
       <w:r>
-        <w:t>Update after exam_conf.py (24 of 26 modules now complete). This is the app's largest and most heavily churned file: it holds by far the biggest volume of commented-out dead code seen anywhere (three full alternate class definitions, a ~35-line disabled exam-creation flow, two ~38-line disabled dropdown-rebuilding blocks), and two of those dead blocks are confirmed evidence of real response-content regressions — ExamConfiguration.get and ExamList/ExamExtendList's POST methods all used to return fields (an exam_list, or the category dropdown lists) that the live code no longer includes. The django-river workflow engine's `.approve()` call is commented out in all EIGHT state-transition endpoints that have one, leaving several `except RiverException` handlers permanently unreachable — a deliberate, file-wide bypass rather than an isolated oversight. Two endpoints (PrgmwiseSchemeList, SchemeSemList) filter a master table's name/title field using a value read from a parameter explicitly named as an id, very likely making both return empty results on every real call. ExamExtendList's GET and POST methods assign a different status label for the identical business condition. Examedit.post has two confirmed IndexError risks from unguarded list-filter-then-[0] calls, positioned after other rows in the same multi-row, non-transactional update have already been written. This file alone adds 4 more "missing exception handling entirely" instances and a 4th confirmed unwrapped-unique_everseen occurrence (in a new variant: the list() wraps the input, not the output). See exam_conf.docx for full detail.</w:t>
+        <w:t>Update after semreg.py (26 of 26 modules — pre_exam app documentation COMPLETE). This file has the largest concentration of leftover debug print() statements anywhere in the app (15+ across 4 endpoints), and 8 of its GET endpoints have no exception handling at all — more than any other single file, and in every case the sibling POST method on the same class DOES have a try/except, suggesting a lower error-handling bar was applied to GET methods specifically in this file. SemesterrRegistrationList.get's commented-out original implementation confirms this app's most severe content regression: the live response no longer returns the actual semreg_list (the endpoint's whole reason for existing) or five other fields, only two unrelated dropdown lists. SemesterrRegistrationList.post makes an unchecked assumption that a 'search' list has 4+ elements before popping/indexing into it, and builds a Django Q object that is constructed but never applied to anything. On a positive note, this file's SemesterRegistration approve/revert/delete endpoints are the only ones in the entire app confirmed to actually invoke django-river's `.approve()` rather than bypassing it (contrast exam_conf.py's file-wide bypass) — though the file's own separate TeacherCourseRegistrationListApprove endpoint does its own approval without river at all, showing workflow-engine adoption is inconsistent even within one app. The staff→subsection→programme resolution walk recurs at least 8 more times here, all correctly built. See semreg.docx for full detail.</w:t>
+        <w:br/>
+        <w:br/>
+        <w:t>ALL 26 SOURCE FILES IN THE pre_exam APP ARE NOW DOCUMENTED. Across the app, the most-confirmed cross-cutting issues (by running count established across this project) are: the duplicated staff-resolution block (30+ copies across nearly every file), un-transacted multi-row writes (present in nearly every file with a batch write), missing-None-check-after-.filter().first() crashes (the single most common bug shape in the app), request.POST-used-instead-of-request.data (20+ confirmed sites), distinct()-without-order_by() (11+ confirmed sites), inconsistent status codes for equivalent outcomes (200/201/202 all used for plain fetches), success:false paired with a 2xx status (6+ confirmed sites, concentrated in project_lab_mark.py and exam_conf.py), raw unserialized querysets/model instances placed directly in response data (exam_cal.py, condonation_view.py, exam_conf.py — likely breaking JSON serialization on each affected endpoint), unique_everseen() not correctly wrapped in list() (5+ confirmed sites, 2 distinct variants of the mistake), local-vs-external serializer name collisions (confirmed via explicit local imports in condonation_view.py and project_lab_mark.py), several dead/unrouted view classes (hallticket.py, exam_conf.py), and — concentrated in exam_conf.py — a file-wide bypass of the django-river workflow engine alongside two confirmed API response-content regressions visible only via commented-out legacy code.</w:t>
       </w:r>
     </w:p>
     <w:sectPr>
